--- a/QED Course/Lesson 72 Gauge Invariance.docx
+++ b/QED Course/Lesson 72 Gauge Invariance.docx
@@ -1091,7 +1091,7 @@
     </w:p>
     <w:p>
       <w:r>
-        <w:t>At one loop in a general covariant gauge, the electron's field-renormalization constant has the ultraviolet behaviour</w:t>
+        <w:t>At one loop in a general covariant gauge, the electron's field-renormalization constant has the ultraviolet behavior</w:t>
       </w:r>
     </w:p>
     <w:p>
